--- a/tillsyn/A 61585-2025 tillsynsbegäran.docx
+++ b/tillsyn/A 61585-2025 tillsynsbegäran.docx
@@ -271,7 +271,7 @@
     <w:r>
       <w:tab/>
       <w:tab/>
-      <w:t>2025-12-12</w:t>
+      <w:t>2025-12-13</w:t>
       <w:br/>
       <w:br/>
     </w:r>

--- a/tillsyn/A 61585-2025 tillsynsbegäran.docx
+++ b/tillsyn/A 61585-2025 tillsynsbegäran.docx
@@ -271,7 +271,7 @@
     <w:r>
       <w:tab/>
       <w:tab/>
-      <w:t>2025-12-19</w:t>
+      <w:t>2025-12-20</w:t>
       <w:br/>
       <w:br/>
     </w:r>

--- a/tillsyn/A 61585-2025 tillsynsbegäran.docx
+++ b/tillsyn/A 61585-2025 tillsynsbegäran.docx
@@ -271,7 +271,7 @@
     <w:r>
       <w:tab/>
       <w:tab/>
-      <w:t>2025-12-20</w:t>
+      <w:t>2025-12-21</w:t>
       <w:br/>
       <w:br/>
     </w:r>

--- a/tillsyn/A 61585-2025 tillsynsbegäran.docx
+++ b/tillsyn/A 61585-2025 tillsynsbegäran.docx
@@ -271,7 +271,7 @@
     <w:r>
       <w:tab/>
       <w:tab/>
-      <w:t>2025-12-21</w:t>
+      <w:t>2025-12-22</w:t>
       <w:br/>
       <w:br/>
     </w:r>

--- a/tillsyn/A 61585-2025 tillsynsbegäran.docx
+++ b/tillsyn/A 61585-2025 tillsynsbegäran.docx
@@ -271,7 +271,7 @@
     <w:r>
       <w:tab/>
       <w:tab/>
-      <w:t>2025-12-22</w:t>
+      <w:t>2025-12-26</w:t>
       <w:br/>
       <w:br/>
     </w:r>

--- a/tillsyn/A 61585-2025 tillsynsbegäran.docx
+++ b/tillsyn/A 61585-2025 tillsynsbegäran.docx
@@ -271,7 +271,7 @@
     <w:r>
       <w:tab/>
       <w:tab/>
-      <w:t>2026-01-03</w:t>
+      <w:t>2026-01-04</w:t>
       <w:br/>
       <w:br/>
     </w:r>

--- a/tillsyn/A 61585-2025 tillsynsbegäran.docx
+++ b/tillsyn/A 61585-2025 tillsynsbegäran.docx
@@ -271,7 +271,7 @@
     <w:r>
       <w:tab/>
       <w:tab/>
-      <w:t>2026-01-07</w:t>
+      <w:t>2026-01-08</w:t>
       <w:br/>
       <w:br/>
     </w:r>

--- a/tillsyn/A 61585-2025 tillsynsbegäran.docx
+++ b/tillsyn/A 61585-2025 tillsynsbegäran.docx
@@ -271,7 +271,7 @@
     <w:r>
       <w:tab/>
       <w:tab/>
-      <w:t>2026-01-08</w:t>
+      <w:t>2026-01-09</w:t>
       <w:br/>
       <w:br/>
     </w:r>

--- a/tillsyn/A 61585-2025 tillsynsbegäran.docx
+++ b/tillsyn/A 61585-2025 tillsynsbegäran.docx
@@ -271,7 +271,7 @@
     <w:r>
       <w:tab/>
       <w:tab/>
-      <w:t>2026-01-09</w:t>
+      <w:t>2026-01-10</w:t>
       <w:br/>
       <w:br/>
     </w:r>

--- a/tillsyn/A 61585-2025 tillsynsbegäran.docx
+++ b/tillsyn/A 61585-2025 tillsynsbegäran.docx
@@ -271,7 +271,7 @@
     <w:r>
       <w:tab/>
       <w:tab/>
-      <w:t>2026-01-10</w:t>
+      <w:t>2026-01-11</w:t>
       <w:br/>
       <w:br/>
     </w:r>

--- a/tillsyn/A 61585-2025 tillsynsbegäran.docx
+++ b/tillsyn/A 61585-2025 tillsynsbegäran.docx
@@ -271,7 +271,7 @@
     <w:r>
       <w:tab/>
       <w:tab/>
-      <w:t>2026-01-11</w:t>
+      <w:t>2026-01-12</w:t>
       <w:br/>
       <w:br/>
     </w:r>

--- a/tillsyn/A 61585-2025 tillsynsbegäran.docx
+++ b/tillsyn/A 61585-2025 tillsynsbegäran.docx
@@ -271,7 +271,7 @@
     <w:r>
       <w:tab/>
       <w:tab/>
-      <w:t>2026-01-12</w:t>
+      <w:t>2026-01-13</w:t>
       <w:br/>
       <w:br/>
     </w:r>

--- a/tillsyn/A 61585-2025 tillsynsbegäran.docx
+++ b/tillsyn/A 61585-2025 tillsynsbegäran.docx
@@ -271,7 +271,7 @@
     <w:r>
       <w:tab/>
       <w:tab/>
-      <w:t>2026-01-13</w:t>
+      <w:t>2026-01-14</w:t>
       <w:br/>
       <w:br/>
     </w:r>

--- a/tillsyn/A 61585-2025 tillsynsbegäran.docx
+++ b/tillsyn/A 61585-2025 tillsynsbegäran.docx
@@ -271,7 +271,7 @@
     <w:r>
       <w:tab/>
       <w:tab/>
-      <w:t>2026-01-14</w:t>
+      <w:t>2026-01-15</w:t>
       <w:br/>
       <w:br/>
     </w:r>

--- a/tillsyn/A 61585-2025 tillsynsbegäran.docx
+++ b/tillsyn/A 61585-2025 tillsynsbegäran.docx
@@ -271,7 +271,7 @@
     <w:r>
       <w:tab/>
       <w:tab/>
-      <w:t>2026-01-15</w:t>
+      <w:t>2026-01-16</w:t>
       <w:br/>
       <w:br/>
     </w:r>

--- a/tillsyn/A 61585-2025 tillsynsbegäran.docx
+++ b/tillsyn/A 61585-2025 tillsynsbegäran.docx
@@ -271,7 +271,7 @@
     <w:r>
       <w:tab/>
       <w:tab/>
-      <w:t>2026-01-16</w:t>
+      <w:t>2026-01-17</w:t>
       <w:br/>
       <w:br/>
     </w:r>

--- a/tillsyn/A 61585-2025 tillsynsbegäran.docx
+++ b/tillsyn/A 61585-2025 tillsynsbegäran.docx
@@ -271,7 +271,7 @@
     <w:r>
       <w:tab/>
       <w:tab/>
-      <w:t>2026-01-17</w:t>
+      <w:t>2026-01-18</w:t>
       <w:br/>
       <w:br/>
     </w:r>

--- a/tillsyn/A 61585-2025 tillsynsbegäran.docx
+++ b/tillsyn/A 61585-2025 tillsynsbegäran.docx
@@ -271,7 +271,7 @@
     <w:r>
       <w:tab/>
       <w:tab/>
-      <w:t>2026-01-18</w:t>
+      <w:t>2026-01-19</w:t>
       <w:br/>
       <w:br/>
     </w:r>

--- a/tillsyn/A 61585-2025 tillsynsbegäran.docx
+++ b/tillsyn/A 61585-2025 tillsynsbegäran.docx
@@ -271,7 +271,7 @@
     <w:r>
       <w:tab/>
       <w:tab/>
-      <w:t>2026-01-19</w:t>
+      <w:t>2026-01-20</w:t>
       <w:br/>
       <w:br/>
     </w:r>

--- a/tillsyn/A 61585-2025 tillsynsbegäran.docx
+++ b/tillsyn/A 61585-2025 tillsynsbegäran.docx
@@ -271,7 +271,7 @@
     <w:r>
       <w:tab/>
       <w:tab/>
-      <w:t>2026-01-20</w:t>
+      <w:t>2026-01-21</w:t>
       <w:br/>
       <w:br/>
     </w:r>

--- a/tillsyn/A 61585-2025 tillsynsbegäran.docx
+++ b/tillsyn/A 61585-2025 tillsynsbegäran.docx
@@ -271,7 +271,7 @@
     <w:r>
       <w:tab/>
       <w:tab/>
-      <w:t>2026-01-21</w:t>
+      <w:t>2026-01-23</w:t>
       <w:br/>
       <w:br/>
     </w:r>

--- a/tillsyn/A 61585-2025 tillsynsbegäran.docx
+++ b/tillsyn/A 61585-2025 tillsynsbegäran.docx
@@ -271,7 +271,7 @@
     <w:r>
       <w:tab/>
       <w:tab/>
-      <w:t>2026-01-23</w:t>
+      <w:t>2026-01-24</w:t>
       <w:br/>
       <w:br/>
     </w:r>

--- a/tillsyn/A 61585-2025 tillsynsbegäran.docx
+++ b/tillsyn/A 61585-2025 tillsynsbegäran.docx
@@ -271,7 +271,7 @@
     <w:r>
       <w:tab/>
       <w:tab/>
-      <w:t>2026-01-24</w:t>
+      <w:t>2026-01-25</w:t>
       <w:br/>
       <w:br/>
     </w:r>

--- a/tillsyn/A 61585-2025 tillsynsbegäran.docx
+++ b/tillsyn/A 61585-2025 tillsynsbegäran.docx
@@ -271,7 +271,7 @@
     <w:r>
       <w:tab/>
       <w:tab/>
-      <w:t>2026-01-25</w:t>
+      <w:t>2026-01-26</w:t>
       <w:br/>
       <w:br/>
     </w:r>

--- a/tillsyn/A 61585-2025 tillsynsbegäran.docx
+++ b/tillsyn/A 61585-2025 tillsynsbegäran.docx
@@ -271,7 +271,7 @@
     <w:r>
       <w:tab/>
       <w:tab/>
-      <w:t>2026-01-26</w:t>
+      <w:t>2026-01-27</w:t>
       <w:br/>
       <w:br/>
     </w:r>

--- a/tillsyn/A 61585-2025 tillsynsbegäran.docx
+++ b/tillsyn/A 61585-2025 tillsynsbegäran.docx
@@ -271,7 +271,7 @@
     <w:r>
       <w:tab/>
       <w:tab/>
-      <w:t>2026-01-27</w:t>
+      <w:t>2026-01-28</w:t>
       <w:br/>
       <w:br/>
     </w:r>

--- a/tillsyn/A 61585-2025 tillsynsbegäran.docx
+++ b/tillsyn/A 61585-2025 tillsynsbegäran.docx
@@ -98,7 +98,16 @@
         <w:t>Dvärgbägarlav (NT)</w:t>
       </w:r>
       <w:r>
-        <w:t xml:space="preserve"> förekommer över hela Sverige på gammal hård ved, huvudsakligen på tall men i södra Sverige även på ek. Veden utgörs framförallt av grova stubbar, lågor och grenar. Substratet har blivit sällsyntare och nybildning av substrat sker bara i begränsad omfattning. Arten hotas av att grova lågor blir allt sällsyntare i dagens kulturskogar samt att nybildningen av lämpliga substrat går mycket långsamt. En riklig tillgång på gamla tall- eller eklågor måste säkerställas på artens lokaler (SLU Artdatabanken, 2024; Nitare &amp; Skogsstyrelsen, 2019).</w:t>
+        <w:t xml:space="preserve"> förekommer över hela Sverige på gammal hård ved, huvudsakligen på tall men i södra Sverige även på ek. Veden utgörs framförallt av grova stubbar, lågor och grenar. Substratet har blivit sällsyntare och nybildning av substrat sker bara i begränsad omfattning. Arten hotas av att grova lågor blir allt sällsyntare i dagens kulturskogar samt att nybildningen av lämpliga substrat går mycket långsamt. En riklig tillgång på gamla tall- eller eklågor måste säkerställas på artens lokaler. Dvärgbägarlav är typisk art för </w:t>
+      </w:r>
+      <w:r>
+        <w:rPr>
+          <w:i/>
+        </w:rPr>
+        <w:t>9010 Taiga</w:t>
+      </w:r>
+      <w:r>
+        <w:t xml:space="preserve"> (SLU Artdatabanken, 2024; Nitare &amp; Skogsstyrelsen, 2019).</w:t>
       </w:r>
     </w:p>
     <w:p>
@@ -109,7 +118,16 @@
         <w:t>Kolflarnlav (NT)</w:t>
       </w:r>
       <w:r>
-        <w:t xml:space="preserve"> är brandberoende och växer nästan uteslutande på kolad hård kärnved av tall. Etableringen verkar ske först 100–300 år efter brand och nytt substrat nybildas i mycket begränsad omfattning. Avverkning av tallskog av naturskogskaraktär med spår av återkommande bränder är ett hot och mängden lämplig ved att växa på för arten minskar dels på grund av naturlig nedbrytning men framförallt på grund av att det förstörs i samband med slutavverkningar, gallringar och markberedning. Såväl kolflarnlav som mörk kolflarnlav har glänsande bålfjäll och förekommer främst i tall- och blandbarrskogar av naturskogskaraktär med spår av återkommande bränder. Skogar som dessa hyser höga biologiska värden och bör skyddas (SLU Artdatabanken, 2024).</w:t>
+        <w:t xml:space="preserve"> är brandberoende och växer nästan uteslutande på kolad hård kärnved av tall. Etableringen verkar ske först 100–300 år efter brand och nytt substrat nybildas i mycket begränsad omfattning. Avverkning av tallskog av naturskogskaraktär med spår av återkommande bränder är ett hot och mängden lämplig ved att växa på för arten minskar dels på grund av naturlig nedbrytning men framförallt på grund av att det förstörs i samband med slutavverkningar, gallringar och markberedning. Såväl kolflarnlav som mörk kolflarnlav har glänsande bålfjäll och förekommer främst i tall- och blandbarrskogar av naturskogskaraktär med spår av återkommande bränder. Skogar som dessa hyser höga biologiska värden och bör skyddas. Kolflarnlav är typisk art för </w:t>
+      </w:r>
+      <w:r>
+        <w:rPr>
+          <w:i/>
+        </w:rPr>
+        <w:t>9010 Taiga</w:t>
+      </w:r>
+      <w:r>
+        <w:t xml:space="preserve"> (SLU Artdatabanken, 2024).</w:t>
       </w:r>
     </w:p>
     <w:p>
@@ -129,7 +147,25 @@
         <w:t>Plectocarpon scrobiculatae</w:t>
       </w:r>
       <w:r>
-        <w:t xml:space="preserve"> (EN) (SLU Artdatabanken, 2024; Nitare &amp; Skogsstyrelsen, 2019).</w:t>
+        <w:t xml:space="preserve"> (EN). Skrovellav är typisk art för </w:t>
+      </w:r>
+      <w:r>
+        <w:rPr>
+          <w:i/>
+        </w:rPr>
+        <w:t xml:space="preserve">9010 Taiga, 9020 Nordlig ädellövskog, 9040 Fjällbjörkskog, 9070 Trädklädd betesmark, 9160 Näringsrik ekskog, 9180 Ädellövskog i branter, 9190 Näringsfattig ekskog, 8210 Kalkbranter </w:t>
+      </w:r>
+      <w:r>
+        <w:t xml:space="preserve">och </w:t>
+      </w:r>
+      <w:r>
+        <w:rPr>
+          <w:i/>
+        </w:rPr>
+        <w:t>6530 Lövängar</w:t>
+      </w:r>
+      <w:r>
+        <w:t xml:space="preserve"> (SLU Artdatabanken, 2024; Nitare &amp; Skogsstyrelsen, 2019).</w:t>
       </w:r>
     </w:p>
     <w:p>
@@ -271,7 +307,7 @@
     <w:r>
       <w:tab/>
       <w:tab/>
-      <w:t>2026-01-28</w:t>
+      <w:t>2026-01-29</w:t>
       <w:br/>
       <w:br/>
     </w:r>

--- a/tillsyn/A 61585-2025 tillsynsbegäran.docx
+++ b/tillsyn/A 61585-2025 tillsynsbegäran.docx
@@ -307,7 +307,7 @@
     <w:r>
       <w:tab/>
       <w:tab/>
-      <w:t>2026-01-29</w:t>
+      <w:t>2026-01-30</w:t>
       <w:br/>
       <w:br/>
     </w:r>

--- a/tillsyn/A 61585-2025 tillsynsbegäran.docx
+++ b/tillsyn/A 61585-2025 tillsynsbegäran.docx
@@ -307,7 +307,7 @@
     <w:r>
       <w:tab/>
       <w:tab/>
-      <w:t>2026-01-30</w:t>
+      <w:t>2026-01-31</w:t>
       <w:br/>
       <w:br/>
     </w:r>

--- a/tillsyn/A 61585-2025 tillsynsbegäran.docx
+++ b/tillsyn/A 61585-2025 tillsynsbegäran.docx
@@ -307,7 +307,7 @@
     <w:r>
       <w:tab/>
       <w:tab/>
-      <w:t>2026-02-22</w:t>
+      <w:t>2026-02-23</w:t>
       <w:br/>
       <w:br/>
     </w:r>

--- a/tillsyn/A 61585-2025 tillsynsbegäran.docx
+++ b/tillsyn/A 61585-2025 tillsynsbegäran.docx
@@ -307,7 +307,7 @@
     <w:r>
       <w:tab/>
       <w:tab/>
-      <w:t>2026-02-23</w:t>
+      <w:t>2026-02-24</w:t>
       <w:br/>
       <w:br/>
     </w:r>

--- a/tillsyn/A 61585-2025 tillsynsbegäran.docx
+++ b/tillsyn/A 61585-2025 tillsynsbegäran.docx
@@ -307,7 +307,7 @@
     <w:r>
       <w:tab/>
       <w:tab/>
-      <w:t>2026-02-24</w:t>
+      <w:t>2026-02-25</w:t>
       <w:br/>
       <w:br/>
     </w:r>

--- a/tillsyn/A 61585-2025 tillsynsbegäran.docx
+++ b/tillsyn/A 61585-2025 tillsynsbegäran.docx
@@ -307,7 +307,7 @@
     <w:r>
       <w:tab/>
       <w:tab/>
-      <w:t>2026-02-25</w:t>
+      <w:t>2026-02-26</w:t>
       <w:br/>
       <w:br/>
     </w:r>

--- a/tillsyn/A 61585-2025 tillsynsbegäran.docx
+++ b/tillsyn/A 61585-2025 tillsynsbegäran.docx
@@ -307,7 +307,7 @@
     <w:r>
       <w:tab/>
       <w:tab/>
-      <w:t>2026-02-26</w:t>
+      <w:t>2026-02-28</w:t>
       <w:br/>
       <w:br/>
     </w:r>

--- a/tillsyn/A 61585-2025 tillsynsbegäran.docx
+++ b/tillsyn/A 61585-2025 tillsynsbegäran.docx
@@ -307,7 +307,7 @@
     <w:r>
       <w:tab/>
       <w:tab/>
-      <w:t>2026-02-28</w:t>
+      <w:t>2026-03-01</w:t>
       <w:br/>
       <w:br/>
     </w:r>

--- a/tillsyn/A 61585-2025 tillsynsbegäran.docx
+++ b/tillsyn/A 61585-2025 tillsynsbegäran.docx
@@ -307,7 +307,7 @@
     <w:r>
       <w:tab/>
       <w:tab/>
-      <w:t>2026-03-01</w:t>
+      <w:t>2026-03-02</w:t>
       <w:br/>
       <w:br/>
     </w:r>

--- a/tillsyn/A 61585-2025 tillsynsbegäran.docx
+++ b/tillsyn/A 61585-2025 tillsynsbegäran.docx
@@ -307,7 +307,7 @@
     <w:r>
       <w:tab/>
       <w:tab/>
-      <w:t>2026-03-02</w:t>
+      <w:t>2026-03-03</w:t>
       <w:br/>
       <w:br/>
     </w:r>

--- a/tillsyn/A 61585-2025 tillsynsbegäran.docx
+++ b/tillsyn/A 61585-2025 tillsynsbegäran.docx
@@ -307,7 +307,7 @@
     <w:r>
       <w:tab/>
       <w:tab/>
-      <w:t>2026-03-03</w:t>
+      <w:t>2026-03-04</w:t>
       <w:br/>
       <w:br/>
     </w:r>

--- a/tillsyn/A 61585-2025 tillsynsbegäran.docx
+++ b/tillsyn/A 61585-2025 tillsynsbegäran.docx
@@ -307,7 +307,7 @@
     <w:r>
       <w:tab/>
       <w:tab/>
-      <w:t>2026-03-04</w:t>
+      <w:t>2026-03-05</w:t>
       <w:br/>
       <w:br/>
     </w:r>

--- a/tillsyn/A 61585-2025 tillsynsbegäran.docx
+++ b/tillsyn/A 61585-2025 tillsynsbegäran.docx
@@ -307,7 +307,7 @@
     <w:r>
       <w:tab/>
       <w:tab/>
-      <w:t>2026-03-05</w:t>
+      <w:t>2026-03-06</w:t>
       <w:br/>
       <w:br/>
     </w:r>

--- a/tillsyn/A 61585-2025 tillsynsbegäran.docx
+++ b/tillsyn/A 61585-2025 tillsynsbegäran.docx
@@ -307,7 +307,7 @@
     <w:r>
       <w:tab/>
       <w:tab/>
-      <w:t>2026-03-06</w:t>
+      <w:t>2026-03-07</w:t>
       <w:br/>
       <w:br/>
     </w:r>

--- a/tillsyn/A 61585-2025 tillsynsbegäran.docx
+++ b/tillsyn/A 61585-2025 tillsynsbegäran.docx
@@ -307,7 +307,7 @@
     <w:r>
       <w:tab/>
       <w:tab/>
-      <w:t>2026-03-07</w:t>
+      <w:t>2026-03-08</w:t>
       <w:br/>
       <w:br/>
     </w:r>

--- a/tillsyn/A 61585-2025 tillsynsbegäran.docx
+++ b/tillsyn/A 61585-2025 tillsynsbegäran.docx
@@ -307,7 +307,7 @@
     <w:r>
       <w:tab/>
       <w:tab/>
-      <w:t>2026-03-08</w:t>
+      <w:t>2026-03-09</w:t>
       <w:br/>
       <w:br/>
     </w:r>

--- a/tillsyn/A 61585-2025 tillsynsbegäran.docx
+++ b/tillsyn/A 61585-2025 tillsynsbegäran.docx
@@ -307,7 +307,7 @@
     <w:r>
       <w:tab/>
       <w:tab/>
-      <w:t>2026-03-09</w:t>
+      <w:t>2026-03-10</w:t>
       <w:br/>
       <w:br/>
     </w:r>

--- a/tillsyn/A 61585-2025 tillsynsbegäran.docx
+++ b/tillsyn/A 61585-2025 tillsynsbegäran.docx
@@ -307,7 +307,7 @@
     <w:r>
       <w:tab/>
       <w:tab/>
-      <w:t>2026-03-10</w:t>
+      <w:t>2026-03-11</w:t>
       <w:br/>
       <w:br/>
     </w:r>

--- a/tillsyn/A 61585-2025 tillsynsbegäran.docx
+++ b/tillsyn/A 61585-2025 tillsynsbegäran.docx
@@ -307,7 +307,7 @@
     <w:r>
       <w:tab/>
       <w:tab/>
-      <w:t>2026-03-11</w:t>
+      <w:t>2026-03-12</w:t>
       <w:br/>
       <w:br/>
     </w:r>

--- a/tillsyn/A 61585-2025 tillsynsbegäran.docx
+++ b/tillsyn/A 61585-2025 tillsynsbegäran.docx
@@ -307,7 +307,7 @@
     <w:r>
       <w:tab/>
       <w:tab/>
-      <w:t>2026-03-12</w:t>
+      <w:t>2026-03-13</w:t>
       <w:br/>
       <w:br/>
     </w:r>

--- a/tillsyn/A 61585-2025 tillsynsbegäran.docx
+++ b/tillsyn/A 61585-2025 tillsynsbegäran.docx
@@ -345,7 +345,7 @@
     <w:r>
       <w:tab/>
       <w:tab/>
-      <w:t>2026-04-14</w:t>
+      <w:t>2026-04-15</w:t>
       <w:br/>
       <w:br/>
     </w:r>

--- a/tillsyn/A 61585-2025 tillsynsbegäran.docx
+++ b/tillsyn/A 61585-2025 tillsynsbegäran.docx
@@ -345,7 +345,7 @@
     <w:r>
       <w:tab/>
       <w:tab/>
-      <w:t>2026-04-15</w:t>
+      <w:t>2026-04-16</w:t>
       <w:br/>
       <w:br/>
     </w:r>

--- a/tillsyn/A 61585-2025 tillsynsbegäran.docx
+++ b/tillsyn/A 61585-2025 tillsynsbegäran.docx
@@ -345,7 +345,7 @@
     <w:r>
       <w:tab/>
       <w:tab/>
-      <w:t>2026-04-16</w:t>
+      <w:t>2026-04-17</w:t>
       <w:br/>
       <w:br/>
     </w:r>

--- a/tillsyn/A 61585-2025 tillsynsbegäran.docx
+++ b/tillsyn/A 61585-2025 tillsynsbegäran.docx
@@ -345,7 +345,7 @@
     <w:r>
       <w:tab/>
       <w:tab/>
-      <w:t>2026-04-17</w:t>
+      <w:t>2026-04-18</w:t>
       <w:br/>
       <w:br/>
     </w:r>

--- a/tillsyn/A 61585-2025 tillsynsbegäran.docx
+++ b/tillsyn/A 61585-2025 tillsynsbegäran.docx
@@ -167,7 +167,7 @@
         <w:t>Skrovellav (NT)</w:t>
       </w:r>
       <w:r>
-        <w:t xml:space="preserve"> växer på gamla lövträd och på klippor i gamla skogar med hög och jämn luftfuktighet. Slutavverkning av kontinuitetsskog utgör det största hotet och lavens fortsatta förekomst bör säkerställas genom att lokaler med äldre skog skyddas. I områden med mycket hög luftfuktighet kan man på bålen av skrovellav finna de sällsynta parasitsvamparna skrovellavsknapp (EN) och </w:t>
+        <w:t xml:space="preserve"> växer på gamla lövträd och på klippor i gamla skogar med hög och jämn luftfuktighet. Slutavverkning av kontinuitetsskog utgör det största hotet och lavens fortsatta förekomst bör säkerställas genom att lokaler med äldre skog skyddas. I områden med mycket hög luftfuktighet kan man på bålen av skrovellav finna de sällsynta parasitsvamparna skrovellavsknapp (EN), </w:t>
       </w:r>
       <w:r>
         <w:rPr>
@@ -176,7 +176,16 @@
         <w:t>Catillaria lobariicola</w:t>
       </w:r>
       <w:r>
-        <w:t xml:space="preserve"> (VU). Skrovellav är typisk art för </w:t>
+        <w:t xml:space="preserve"> (VU) och </w:t>
+      </w:r>
+      <w:r>
+        <w:rPr>
+          <w:i/>
+        </w:rPr>
+        <w:t>Merismatium lobariae</w:t>
+      </w:r>
+      <w:r>
+        <w:t xml:space="preserve"> (DD). Skrovellav är typisk art för </w:t>
       </w:r>
       <w:r>
         <w:rPr>
@@ -345,7 +354,7 @@
     <w:r>
       <w:tab/>
       <w:tab/>
-      <w:t>2026-04-18</w:t>
+      <w:t>2026-04-19</w:t>
       <w:br/>
       <w:br/>
     </w:r>

--- a/tillsyn/A 61585-2025 tillsynsbegäran.docx
+++ b/tillsyn/A 61585-2025 tillsynsbegäran.docx
@@ -354,7 +354,7 @@
     <w:r>
       <w:tab/>
       <w:tab/>
-      <w:t>2026-04-19</w:t>
+      <w:t>2026-04-20</w:t>
       <w:br/>
       <w:br/>
     </w:r>

--- a/tillsyn/A 61585-2025 tillsynsbegäran.docx
+++ b/tillsyn/A 61585-2025 tillsynsbegäran.docx
@@ -354,7 +354,7 @@
     <w:r>
       <w:tab/>
       <w:tab/>
-      <w:t>2026-04-20</w:t>
+      <w:t>2026-04-21</w:t>
       <w:br/>
       <w:br/>
     </w:r>

--- a/tillsyn/A 61585-2025 tillsynsbegäran.docx
+++ b/tillsyn/A 61585-2025 tillsynsbegäran.docx
@@ -354,7 +354,7 @@
     <w:r>
       <w:tab/>
       <w:tab/>
-      <w:t>2026-04-21</w:t>
+      <w:t>2026-04-22</w:t>
       <w:br/>
       <w:br/>
     </w:r>

--- a/tillsyn/A 61585-2025 tillsynsbegäran.docx
+++ b/tillsyn/A 61585-2025 tillsynsbegäran.docx
@@ -354,7 +354,7 @@
     <w:r>
       <w:tab/>
       <w:tab/>
-      <w:t>2026-04-22</w:t>
+      <w:t>2026-04-23</w:t>
       <w:br/>
       <w:br/>
     </w:r>

--- a/tillsyn/A 61585-2025 tillsynsbegäran.docx
+++ b/tillsyn/A 61585-2025 tillsynsbegäran.docx
@@ -354,7 +354,7 @@
     <w:r>
       <w:tab/>
       <w:tab/>
-      <w:t>2026-04-23</w:t>
+      <w:t>2026-04-24</w:t>
       <w:br/>
       <w:br/>
     </w:r>

--- a/tillsyn/A 61585-2025 tillsynsbegäran.docx
+++ b/tillsyn/A 61585-2025 tillsynsbegäran.docx
@@ -354,7 +354,7 @@
     <w:r>
       <w:tab/>
       <w:tab/>
-      <w:t>2026-04-24</w:t>
+      <w:t>2026-04-25</w:t>
       <w:br/>
       <w:br/>
     </w:r>

--- a/tillsyn/A 61585-2025 tillsynsbegäran.docx
+++ b/tillsyn/A 61585-2025 tillsynsbegäran.docx
@@ -354,7 +354,7 @@
     <w:r>
       <w:tab/>
       <w:tab/>
-      <w:t>2026-04-25</w:t>
+      <w:t>2026-04-26</w:t>
       <w:br/>
       <w:br/>
     </w:r>

--- a/tillsyn/A 61585-2025 tillsynsbegäran.docx
+++ b/tillsyn/A 61585-2025 tillsynsbegäran.docx
@@ -354,7 +354,7 @@
     <w:r>
       <w:tab/>
       <w:tab/>
-      <w:t>2026-04-26</w:t>
+      <w:t>2026-04-27</w:t>
       <w:br/>
       <w:br/>
     </w:r>

--- a/tillsyn/A 61585-2025 tillsynsbegäran.docx
+++ b/tillsyn/A 61585-2025 tillsynsbegäran.docx
@@ -354,7 +354,7 @@
     <w:r>
       <w:tab/>
       <w:tab/>
-      <w:t>2026-04-27</w:t>
+      <w:t>2026-04-28</w:t>
       <w:br/>
       <w:br/>
     </w:r>

--- a/tillsyn/A 61585-2025 tillsynsbegäran.docx
+++ b/tillsyn/A 61585-2025 tillsynsbegäran.docx
@@ -354,7 +354,7 @@
     <w:r>
       <w:tab/>
       <w:tab/>
-      <w:t>2026-04-28</w:t>
+      <w:t>2026-04-29</w:t>
       <w:br/>
       <w:br/>
     </w:r>

--- a/tillsyn/A 61585-2025 tillsynsbegäran.docx
+++ b/tillsyn/A 61585-2025 tillsynsbegäran.docx
@@ -354,7 +354,7 @@
     <w:r>
       <w:tab/>
       <w:tab/>
-      <w:t>2026-04-29</w:t>
+      <w:t>2026-04-30</w:t>
       <w:br/>
       <w:br/>
     </w:r>

--- a/tillsyn/A 61585-2025 tillsynsbegäran.docx
+++ b/tillsyn/A 61585-2025 tillsynsbegäran.docx
@@ -354,7 +354,7 @@
     <w:r>
       <w:tab/>
       <w:tab/>
-      <w:t>2026-04-30</w:t>
+      <w:t>2026-05-01</w:t>
       <w:br/>
       <w:br/>
     </w:r>

--- a/tillsyn/A 61585-2025 tillsynsbegäran.docx
+++ b/tillsyn/A 61585-2025 tillsynsbegäran.docx
@@ -354,7 +354,7 @@
     <w:r>
       <w:tab/>
       <w:tab/>
-      <w:t>2026-05-01</w:t>
+      <w:t>2026-05-02</w:t>
       <w:br/>
       <w:br/>
     </w:r>

--- a/tillsyn/A 61585-2025 tillsynsbegäran.docx
+++ b/tillsyn/A 61585-2025 tillsynsbegäran.docx
@@ -354,7 +354,7 @@
     <w:r>
       <w:tab/>
       <w:tab/>
-      <w:t>2026-05-02</w:t>
+      <w:t>2026-05-03</w:t>
       <w:br/>
       <w:br/>
     </w:r>

--- a/tillsyn/A 61585-2025 tillsynsbegäran.docx
+++ b/tillsyn/A 61585-2025 tillsynsbegäran.docx
@@ -354,7 +354,7 @@
     <w:r>
       <w:tab/>
       <w:tab/>
-      <w:t>2026-05-03</w:t>
+      <w:t>2026-05-04</w:t>
       <w:br/>
       <w:br/>
     </w:r>

--- a/tillsyn/A 61585-2025 tillsynsbegäran.docx
+++ b/tillsyn/A 61585-2025 tillsynsbegäran.docx
@@ -354,7 +354,7 @@
     <w:r>
       <w:tab/>
       <w:tab/>
-      <w:t>2026-05-04</w:t>
+      <w:t>2026-05-05</w:t>
       <w:br/>
       <w:br/>
     </w:r>

--- a/tillsyn/A 61585-2025 tillsynsbegäran.docx
+++ b/tillsyn/A 61585-2025 tillsynsbegäran.docx
@@ -354,7 +354,7 @@
     <w:r>
       <w:tab/>
       <w:tab/>
-      <w:t>2026-05-05</w:t>
+      <w:t>2026-05-06</w:t>
       <w:br/>
       <w:br/>
     </w:r>

--- a/tillsyn/A 61585-2025 tillsynsbegäran.docx
+++ b/tillsyn/A 61585-2025 tillsynsbegäran.docx
@@ -354,7 +354,7 @@
     <w:r>
       <w:tab/>
       <w:tab/>
-      <w:t>2026-05-16</w:t>
+      <w:t>2026-05-17</w:t>
       <w:br/>
       <w:br/>
     </w:r>

--- a/tillsyn/A 61585-2025 tillsynsbegäran.docx
+++ b/tillsyn/A 61585-2025 tillsynsbegäran.docx
@@ -354,7 +354,7 @@
     <w:r>
       <w:tab/>
       <w:tab/>
-      <w:t>2026-05-17</w:t>
+      <w:t>2026-05-18</w:t>
       <w:br/>
       <w:br/>
     </w:r>

--- a/tillsyn/A 61585-2025 tillsynsbegäran.docx
+++ b/tillsyn/A 61585-2025 tillsynsbegäran.docx
@@ -354,7 +354,7 @@
     <w:r>
       <w:tab/>
       <w:tab/>
-      <w:t>2026-05-18</w:t>
+      <w:t>2026-05-19</w:t>
       <w:br/>
       <w:br/>
     </w:r>

--- a/tillsyn/A 61585-2025 tillsynsbegäran.docx
+++ b/tillsyn/A 61585-2025 tillsynsbegäran.docx
@@ -354,7 +354,7 @@
     <w:r>
       <w:tab/>
       <w:tab/>
-      <w:t>2026-05-19</w:t>
+      <w:t>2026-05-20</w:t>
       <w:br/>
       <w:br/>
     </w:r>

--- a/tillsyn/A 61585-2025 tillsynsbegäran.docx
+++ b/tillsyn/A 61585-2025 tillsynsbegäran.docx
@@ -717,7 +717,7 @@
     <w:r>
       <w:tab/>
       <w:tab/>
-      <w:t>2026-07-13</w:t>
+      <w:t>2026-07-14</w:t>
       <w:br/>
       <w:br/>
     </w:r>

--- a/tillsyn/A 61585-2025 tillsynsbegäran.docx
+++ b/tillsyn/A 61585-2025 tillsynsbegäran.docx
@@ -717,7 +717,7 @@
     <w:r>
       <w:tab/>
       <w:tab/>
-      <w:t>2026-07-14</w:t>
+      <w:t>2026-07-15</w:t>
       <w:br/>
       <w:br/>
     </w:r>

--- a/tillsyn/A 61585-2025 tillsynsbegäran.docx
+++ b/tillsyn/A 61585-2025 tillsynsbegäran.docx
@@ -717,7 +717,7 @@
     <w:r>
       <w:tab/>
       <w:tab/>
-      <w:t>2026-07-15</w:t>
+      <w:t>2026-07-16</w:t>
       <w:br/>
       <w:br/>
     </w:r>

--- a/tillsyn/A 61585-2025 tillsynsbegäran.docx
+++ b/tillsyn/A 61585-2025 tillsynsbegäran.docx
@@ -717,7 +717,7 @@
     <w:r>
       <w:tab/>
       <w:tab/>
-      <w:t>2026-07-16</w:t>
+      <w:t>2026-07-17</w:t>
       <w:br/>
       <w:br/>
     </w:r>

--- a/tillsyn/A 61585-2025 tillsynsbegäran.docx
+++ b/tillsyn/A 61585-2025 tillsynsbegäran.docx
@@ -717,7 +717,7 @@
     <w:r>
       <w:tab/>
       <w:tab/>
-      <w:t>2026-07-17</w:t>
+      <w:t>2026-07-18</w:t>
       <w:br/>
       <w:br/>
     </w:r>

--- a/tillsyn/A 61585-2025 tillsynsbegäran.docx
+++ b/tillsyn/A 61585-2025 tillsynsbegäran.docx
@@ -717,7 +717,7 @@
     <w:r>
       <w:tab/>
       <w:tab/>
-      <w:t>2026-07-18</w:t>
+      <w:t>2026-07-19</w:t>
       <w:br/>
       <w:br/>
     </w:r>

--- a/tillsyn/A 61585-2025 tillsynsbegäran.docx
+++ b/tillsyn/A 61585-2025 tillsynsbegäran.docx
@@ -717,7 +717,7 @@
     <w:r>
       <w:tab/>
       <w:tab/>
-      <w:t>2026-07-19</w:t>
+      <w:t>2026-07-20</w:t>
       <w:br/>
       <w:br/>
     </w:r>

--- a/tillsyn/A 61585-2025 tillsynsbegäran.docx
+++ b/tillsyn/A 61585-2025 tillsynsbegäran.docx
@@ -717,7 +717,7 @@
     <w:r>
       <w:tab/>
       <w:tab/>
-      <w:t>2026-07-20</w:t>
+      <w:t>2026-07-21</w:t>
       <w:br/>
       <w:br/>
     </w:r>

--- a/tillsyn/A 61585-2025 tillsynsbegäran.docx
+++ b/tillsyn/A 61585-2025 tillsynsbegäran.docx
@@ -717,7 +717,7 @@
     <w:r>
       <w:tab/>
       <w:tab/>
-      <w:t>2026-07-21</w:t>
+      <w:t>2026-07-22</w:t>
       <w:br/>
       <w:br/>
     </w:r>

--- a/tillsyn/A 61585-2025 tillsynsbegäran.docx
+++ b/tillsyn/A 61585-2025 tillsynsbegäran.docx
@@ -717,7 +717,7 @@
     <w:r>
       <w:tab/>
       <w:tab/>
-      <w:t>2026-07-22</w:t>
+      <w:t>2026-07-23</w:t>
       <w:br/>
       <w:br/>
     </w:r>

--- a/tillsyn/A 61585-2025 tillsynsbegäran.docx
+++ b/tillsyn/A 61585-2025 tillsynsbegäran.docx
@@ -717,7 +717,7 @@
     <w:r>
       <w:tab/>
       <w:tab/>
-      <w:t>2026-07-23</w:t>
+      <w:t>2026-07-24</w:t>
       <w:br/>
       <w:br/>
     </w:r>

--- a/tillsyn/A 61585-2025 tillsynsbegäran.docx
+++ b/tillsyn/A 61585-2025 tillsynsbegäran.docx
@@ -717,7 +717,7 @@
     <w:r>
       <w:tab/>
       <w:tab/>
-      <w:t>2026-07-24</w:t>
+      <w:t>2026-07-25</w:t>
       <w:br/>
       <w:br/>
     </w:r>

--- a/tillsyn/A 61585-2025 tillsynsbegäran.docx
+++ b/tillsyn/A 61585-2025 tillsynsbegäran.docx
@@ -717,7 +717,7 @@
     <w:r>
       <w:tab/>
       <w:tab/>
-      <w:t>2026-07-25</w:t>
+      <w:t>2026-07-26</w:t>
       <w:br/>
       <w:br/>
     </w:r>

--- a/tillsyn/A 61585-2025 tillsynsbegäran.docx
+++ b/tillsyn/A 61585-2025 tillsynsbegäran.docx
@@ -717,7 +717,7 @@
     <w:r>
       <w:tab/>
       <w:tab/>
-      <w:t>2026-07-26</w:t>
+      <w:t>2026-07-27</w:t>
       <w:br/>
       <w:br/>
     </w:r>

--- a/tillsyn/A 61585-2025 tillsynsbegäran.docx
+++ b/tillsyn/A 61585-2025 tillsynsbegäran.docx
@@ -717,7 +717,7 @@
     <w:r>
       <w:tab/>
       <w:tab/>
-      <w:t>2026-07-27</w:t>
+      <w:t>2026-07-28</w:t>
       <w:br/>
       <w:br/>
     </w:r>

--- a/tillsyn/A 61585-2025 tillsynsbegäran.docx
+++ b/tillsyn/A 61585-2025 tillsynsbegäran.docx
@@ -717,7 +717,7 @@
     <w:r>
       <w:tab/>
       <w:tab/>
-      <w:t>2026-07-28</w:t>
+      <w:t>2026-07-29</w:t>
       <w:br/>
       <w:br/>
     </w:r>

--- a/tillsyn/A 61585-2025 tillsynsbegäran.docx
+++ b/tillsyn/A 61585-2025 tillsynsbegäran.docx
@@ -717,7 +717,7 @@
     <w:r>
       <w:tab/>
       <w:tab/>
-      <w:t>2026-07-29</w:t>
+      <w:t>2026-07-30</w:t>
       <w:br/>
       <w:br/>
     </w:r>

--- a/tillsyn/A 61585-2025 tillsynsbegäran.docx
+++ b/tillsyn/A 61585-2025 tillsynsbegäran.docx
@@ -717,7 +717,7 @@
     <w:r>
       <w:tab/>
       <w:tab/>
-      <w:t>2026-07-30</w:t>
+      <w:t>2026-07-31</w:t>
       <w:br/>
       <w:br/>
     </w:r>

--- a/tillsyn/A 61585-2025 tillsynsbegäran.docx
+++ b/tillsyn/A 61585-2025 tillsynsbegäran.docx
@@ -717,7 +717,7 @@
     <w:r>
       <w:tab/>
       <w:tab/>
-      <w:t>2026-07-31</w:t>
+      <w:t>2026-08-01</w:t>
       <w:br/>
       <w:br/>
     </w:r>

--- a/tillsyn/A 61585-2025 tillsynsbegäran.docx
+++ b/tillsyn/A 61585-2025 tillsynsbegäran.docx
@@ -717,7 +717,7 @@
     <w:r>
       <w:tab/>
       <w:tab/>
-      <w:t>2026-08-01</w:t>
+      <w:t>2026-08-02</w:t>
       <w:br/>
       <w:br/>
     </w:r>

--- a/tillsyn/A 61585-2025 tillsynsbegäran.docx
+++ b/tillsyn/A 61585-2025 tillsynsbegäran.docx
@@ -717,7 +717,7 @@
     <w:r>
       <w:tab/>
       <w:tab/>
-      <w:t>2026-08-02</w:t>
+      <w:t>2026-08-03</w:t>
       <w:br/>
       <w:br/>
     </w:r>
